--- a/testakten/familienrecht-wechselmodell-unterhalt-selbststaendige-kiel/02_chronologie_arbeitsstand.docx
+++ b/testakten/familienrecht-wechselmodell-unterhalt-selbststaendige-kiel/02_chronologie_arbeitsstand.docx
@@ -4,70 +4,208 @@
   <w:body>
     <w:p>
       <w:pPr>
-        <w:pStyle w:val="Heading1"/>
+        <w:spacing w:after="40"/>
       </w:pPr>
       <w:r>
-        <w:t>Chronologie Arbeitsstand</w:t>
+        <w:rPr>
+          <w:rFonts w:ascii="Arial" w:hAnsi="Arial"/>
+          <w:b/>
+          <w:color w:val="17365D"/>
+          <w:sz w:val="17"/>
+        </w:rPr>
+        <w:t>ARBEITSCHRONOLOGIE</w:t>
       </w:r>
     </w:p>
     <w:p>
       <w:pPr>
-        <w:pStyle w:val="Heading2"/>
+        <w:spacing w:after="40"/>
       </w:pPr>
       <w:r>
-        <w:t>1. Datengerüst</w:t>
+        <w:rPr>
+          <w:rFonts w:ascii="Arial" w:hAnsi="Arial"/>
+          <w:b/>
+          <w:sz w:val="25"/>
+        </w:rPr>
+        <w:t>Kanzlei Förde Familienrecht</w:t>
+      </w:r>
+    </w:p>
+    <w:p>
+      <w:pPr>
+        <w:spacing w:after="200"/>
+      </w:pPr>
+      <w:r>
+        <w:rPr>
+          <w:rFonts w:ascii="Arial" w:hAnsi="Arial"/>
+          <w:color w:val="586069"/>
+          <w:sz w:val="17"/>
+        </w:rPr>
+        <w:t>Sophienblatt 46 | 24114 Kiel | Telefon 0431 908620</w:t>
+      </w:r>
+    </w:p>
+    <w:p>
+      <w:pPr>
+        <w:spacing w:after="160"/>
+      </w:pPr>
+      <w:r>
+        <w:t>Intern - elektronische Handakte</w:t>
+      </w:r>
+    </w:p>
+    <w:p>
+      <w:pPr>
+        <w:spacing w:after="80"/>
+      </w:pPr>
+      <w:r>
+        <w:rPr>
+          <w:rFonts w:ascii="Arial" w:hAnsi="Arial"/>
+          <w:color w:val="586069"/>
+          <w:sz w:val="18"/>
+        </w:rPr>
+        <w:t>Datum: 06.07.2026  |  Zeichen: FF/26-217 RH</w:t>
+      </w:r>
+    </w:p>
+    <w:p>
+      <w:pPr>
+        <w:pStyle w:val="Title"/>
+      </w:pPr>
+      <w:r>
+        <w:t>Chronologie, Betreuung und Zahlungen</w:t>
+      </w:r>
+    </w:p>
+    <w:p>
+      <w:pPr>
+        <w:jc w:val="both"/>
+      </w:pPr>
+      <w:r>
+        <w:t>Die Übersicht dient der Tatsachensicherung. Prozentangaben der Eltern werden nicht übernommen, solange Nächte, Ferien, Krankheit und Zusatzbetreuung nicht abgeglichen sind.</w:t>
+      </w:r>
+    </w:p>
+    <w:p>
+      <w:pPr>
+        <w:pStyle w:val="Heading1"/>
+      </w:pPr>
+      <w:r>
+        <w:t>1. Zeitachse</w:t>
       </w:r>
     </w:p>
     <w:tbl>
       <w:tblPr>
         <w:tblStyle w:val="TableGrid"/>
-        <w:tblW w:type="auto" w:w="0"/>
+        <w:tblW w:type="dxa" w:w="9600"/>
+        <w:tblLayout w:type="fixed"/>
         <w:tblLook w:firstColumn="1" w:firstRow="1" w:lastColumn="0" w:lastRow="0" w:noHBand="0" w:noVBand="1" w:val="04A0"/>
+        <w:tblInd w:w="120" w:type="dxa"/>
       </w:tblPr>
       <w:tblGrid>
-        <w:gridCol w:w="2160"/>
-        <w:gridCol w:w="2160"/>
-        <w:gridCol w:w="2160"/>
-        <w:gridCol w:w="2160"/>
+        <w:gridCol w:w="1500"/>
+        <w:gridCol w:w="2900"/>
+        <w:gridCol w:w="2500"/>
+        <w:gridCol w:w="2700"/>
       </w:tblGrid>
       <w:tr>
+        <w:trPr>
+          <w:tblHeader w:val="true"/>
+        </w:trPr>
         <w:tc>
           <w:tcPr>
-            <w:tcW w:type="dxa" w:w="2160"/>
+            <w:tcW w:type="dxa" w:w="1500"/>
+            <w:vAlign w:val="center"/>
+            <w:shd w:fill="DCE6F1"/>
+            <w:tcMar>
+              <w:top w:w="90" w:type="dxa"/>
+              <w:start w:w="120" w:type="dxa"/>
+              <w:bottom w:w="90" w:type="dxa"/>
+              <w:end w:w="120" w:type="dxa"/>
+            </w:tcMar>
           </w:tcPr>
           <w:p>
+            <w:pPr>
+              <w:spacing w:after="0"/>
+            </w:pPr>
             <w:r>
+              <w:rPr>
+                <w:rFonts w:ascii="Arial" w:hAnsi="Arial"/>
+                <w:b/>
+                <w:sz w:val="18"/>
+              </w:rPr>
               <w:t>Datum</w:t>
             </w:r>
           </w:p>
         </w:tc>
         <w:tc>
           <w:tcPr>
-            <w:tcW w:type="dxa" w:w="2160"/>
+            <w:tcW w:type="dxa" w:w="2900"/>
+            <w:vAlign w:val="center"/>
+            <w:shd w:fill="DCE6F1"/>
+            <w:tcMar>
+              <w:top w:w="90" w:type="dxa"/>
+              <w:start w:w="120" w:type="dxa"/>
+              <w:bottom w:w="90" w:type="dxa"/>
+              <w:end w:w="120" w:type="dxa"/>
+            </w:tcMar>
           </w:tcPr>
           <w:p>
+            <w:pPr>
+              <w:spacing w:after="0"/>
+            </w:pPr>
             <w:r>
+              <w:rPr>
+                <w:rFonts w:ascii="Arial" w:hAnsi="Arial"/>
+                <w:b/>
+                <w:sz w:val="18"/>
+              </w:rPr>
               <w:t>Vorgang</w:t>
             </w:r>
           </w:p>
         </w:tc>
         <w:tc>
           <w:tcPr>
-            <w:tcW w:type="dxa" w:w="2160"/>
+            <w:tcW w:type="dxa" w:w="2500"/>
+            <w:vAlign w:val="center"/>
+            <w:shd w:fill="DCE6F1"/>
+            <w:tcMar>
+              <w:top w:w="90" w:type="dxa"/>
+              <w:start w:w="120" w:type="dxa"/>
+              <w:bottom w:w="90" w:type="dxa"/>
+              <w:end w:w="120" w:type="dxa"/>
+            </w:tcMar>
           </w:tcPr>
           <w:p>
+            <w:pPr>
+              <w:spacing w:after="0"/>
+            </w:pPr>
             <w:r>
-              <w:t>Beleg</w:t>
+              <w:rPr>
+                <w:rFonts w:ascii="Arial" w:hAnsi="Arial"/>
+                <w:b/>
+                <w:sz w:val="18"/>
+              </w:rPr>
+              <w:t>Quelle</w:t>
             </w:r>
           </w:p>
         </w:tc>
         <w:tc>
           <w:tcPr>
-            <w:tcW w:type="dxa" w:w="2160"/>
+            <w:tcW w:type="dxa" w:w="2700"/>
+            <w:vAlign w:val="center"/>
+            <w:shd w:fill="DCE6F1"/>
+            <w:tcMar>
+              <w:top w:w="90" w:type="dxa"/>
+              <w:start w:w="120" w:type="dxa"/>
+              <w:bottom w:w="90" w:type="dxa"/>
+              <w:end w:w="120" w:type="dxa"/>
+            </w:tcMar>
           </w:tcPr>
           <w:p>
+            <w:pPr>
+              <w:spacing w:after="0"/>
+            </w:pPr>
             <w:r>
-              <w:t>Unsicherheit</w:t>
+              <w:rPr>
+                <w:rFonts w:ascii="Arial" w:hAnsi="Arial"/>
+                <w:b/>
+                <w:sz w:val="18"/>
+              </w:rPr>
+              <w:t>Prüfpunkt</w:t>
             </w:r>
           </w:p>
         </w:tc>
@@ -75,41 +213,97 @@
       <w:tr>
         <w:tc>
           <w:tcPr>
-            <w:tcW w:type="dxa" w:w="2160"/>
+            <w:tcW w:type="dxa" w:w="1500"/>
+            <w:vAlign w:val="center"/>
+            <w:tcMar>
+              <w:top w:w="90" w:type="dxa"/>
+              <w:start w:w="120" w:type="dxa"/>
+              <w:bottom w:w="90" w:type="dxa"/>
+              <w:end w:w="120" w:type="dxa"/>
+            </w:tcMar>
           </w:tcPr>
           <w:p>
+            <w:pPr>
+              <w:spacing w:after="0" w:line="259" w:lineRule="auto"/>
+            </w:pPr>
             <w:r>
+              <w:rPr>
+                <w:rFonts w:ascii="Arial" w:hAnsi="Arial"/>
+                <w:sz w:val="17"/>
+              </w:rPr>
               <w:t>13.01.2026</w:t>
             </w:r>
           </w:p>
         </w:tc>
         <w:tc>
           <w:tcPr>
-            <w:tcW w:type="dxa" w:w="2160"/>
+            <w:tcW w:type="dxa" w:w="2900"/>
+            <w:vAlign w:val="center"/>
+            <w:tcMar>
+              <w:top w:w="90" w:type="dxa"/>
+              <w:start w:w="120" w:type="dxa"/>
+              <w:bottom w:w="90" w:type="dxa"/>
+              <w:end w:w="120" w:type="dxa"/>
+            </w:tcMar>
           </w:tcPr>
           <w:p>
+            <w:pPr>
+              <w:spacing w:after="0" w:line="259" w:lineRule="auto"/>
+            </w:pPr>
             <w:r>
-              <w:t>Trennung in der Ehewohnung</w:t>
+              <w:rPr>
+                <w:rFonts w:ascii="Arial" w:hAnsi="Arial"/>
+                <w:sz w:val="17"/>
+              </w:rPr>
+              <w:t>Trennung</w:t>
             </w:r>
           </w:p>
         </w:tc>
         <w:tc>
           <w:tcPr>
-            <w:tcW w:type="dxa" w:w="2160"/>
+            <w:tcW w:type="dxa" w:w="2500"/>
+            <w:vAlign w:val="center"/>
+            <w:tcMar>
+              <w:top w:w="90" w:type="dxa"/>
+              <w:start w:w="120" w:type="dxa"/>
+              <w:bottom w:w="90" w:type="dxa"/>
+              <w:end w:w="120" w:type="dxa"/>
+            </w:tcMar>
           </w:tcPr>
           <w:p>
+            <w:pPr>
+              <w:spacing w:after="0" w:line="259" w:lineRule="auto"/>
+            </w:pPr>
             <w:r>
-              <w:t>Mandatsnotiz</w:t>
+              <w:rPr>
+                <w:rFonts w:ascii="Arial" w:hAnsi="Arial"/>
+                <w:sz w:val="17"/>
+              </w:rPr>
+              <w:t>gemeinsame Mail</w:t>
             </w:r>
           </w:p>
         </w:tc>
         <w:tc>
           <w:tcPr>
-            <w:tcW w:type="dxa" w:w="2160"/>
+            <w:tcW w:type="dxa" w:w="2700"/>
+            <w:vAlign w:val="center"/>
+            <w:tcMar>
+              <w:top w:w="90" w:type="dxa"/>
+              <w:start w:w="120" w:type="dxa"/>
+              <w:bottom w:w="90" w:type="dxa"/>
+              <w:end w:w="120" w:type="dxa"/>
+            </w:tcMar>
           </w:tcPr>
           <w:p>
+            <w:pPr>
+              <w:spacing w:after="0" w:line="259" w:lineRule="auto"/>
+            </w:pPr>
             <w:r>
-              <w:t>Datum unstreitig</w:t>
+              <w:rPr>
+                <w:rFonts w:ascii="Arial" w:hAnsi="Arial"/>
+                <w:sz w:val="17"/>
+              </w:rPr>
+              <w:t>unstreitig</w:t>
             </w:r>
           </w:p>
         </w:tc>
@@ -117,41 +311,101 @@
       <w:tr>
         <w:tc>
           <w:tcPr>
-            <w:tcW w:type="dxa" w:w="2160"/>
+            <w:tcW w:type="dxa" w:w="1500"/>
+            <w:vAlign w:val="center"/>
+            <w:shd w:fill="F2F4F7"/>
+            <w:tcMar>
+              <w:top w:w="90" w:type="dxa"/>
+              <w:start w:w="120" w:type="dxa"/>
+              <w:bottom w:w="90" w:type="dxa"/>
+              <w:end w:w="120" w:type="dxa"/>
+            </w:tcMar>
           </w:tcPr>
           <w:p>
+            <w:pPr>
+              <w:spacing w:after="0" w:line="259" w:lineRule="auto"/>
+            </w:pPr>
             <w:r>
+              <w:rPr>
+                <w:rFonts w:ascii="Arial" w:hAnsi="Arial"/>
+                <w:sz w:val="17"/>
+              </w:rPr>
               <w:t>01.03.2026</w:t>
             </w:r>
           </w:p>
         </w:tc>
         <w:tc>
           <w:tcPr>
-            <w:tcW w:type="dxa" w:w="2160"/>
+            <w:tcW w:type="dxa" w:w="2900"/>
+            <w:vAlign w:val="center"/>
+            <w:shd w:fill="F2F4F7"/>
+            <w:tcMar>
+              <w:top w:w="90" w:type="dxa"/>
+              <w:start w:w="120" w:type="dxa"/>
+              <w:bottom w:w="90" w:type="dxa"/>
+              <w:end w:w="120" w:type="dxa"/>
+            </w:tcMar>
           </w:tcPr>
           <w:p>
+            <w:pPr>
+              <w:spacing w:after="0" w:line="259" w:lineRule="auto"/>
+            </w:pPr>
             <w:r>
-              <w:t>Betreuungsplan 2-2-3 beginnt</w:t>
+              <w:rPr>
+                <w:rFonts w:ascii="Arial" w:hAnsi="Arial"/>
+                <w:sz w:val="17"/>
+              </w:rPr>
+              <w:t>Beginn 2-2-3-Plan</w:t>
             </w:r>
           </w:p>
         </w:tc>
         <w:tc>
           <w:tcPr>
-            <w:tcW w:type="dxa" w:w="2160"/>
+            <w:tcW w:type="dxa" w:w="2500"/>
+            <w:vAlign w:val="center"/>
+            <w:shd w:fill="F2F4F7"/>
+            <w:tcMar>
+              <w:top w:w="90" w:type="dxa"/>
+              <w:start w:w="120" w:type="dxa"/>
+              <w:bottom w:w="90" w:type="dxa"/>
+              <w:end w:w="120" w:type="dxa"/>
+            </w:tcMar>
           </w:tcPr>
           <w:p>
+            <w:pPr>
+              <w:spacing w:after="0" w:line="259" w:lineRule="auto"/>
+            </w:pPr>
             <w:r>
-              <w:t>Kalender</w:t>
+              <w:rPr>
+                <w:rFonts w:ascii="Arial" w:hAnsi="Arial"/>
+                <w:sz w:val="17"/>
+              </w:rPr>
+              <w:t>Elternkalender</w:t>
             </w:r>
           </w:p>
         </w:tc>
         <w:tc>
           <w:tcPr>
-            <w:tcW w:type="dxa" w:w="2160"/>
+            <w:tcW w:type="dxa" w:w="2700"/>
+            <w:vAlign w:val="center"/>
+            <w:shd w:fill="F2F4F7"/>
+            <w:tcMar>
+              <w:top w:w="90" w:type="dxa"/>
+              <w:start w:w="120" w:type="dxa"/>
+              <w:bottom w:w="90" w:type="dxa"/>
+              <w:end w:w="120" w:type="dxa"/>
+            </w:tcMar>
           </w:tcPr>
           <w:p>
+            <w:pPr>
+              <w:spacing w:after="0" w:line="259" w:lineRule="auto"/>
+            </w:pPr>
             <w:r>
-              <w:t>Ferien nicht abgebildet</w:t>
+              <w:rPr>
+                <w:rFonts w:ascii="Arial" w:hAnsi="Arial"/>
+                <w:sz w:val="17"/>
+              </w:rPr>
+              <w:t>tatsächliche Abweichungen</w:t>
             </w:r>
           </w:p>
         </w:tc>
@@ -159,41 +413,97 @@
       <w:tr>
         <w:tc>
           <w:tcPr>
-            <w:tcW w:type="dxa" w:w="2160"/>
+            <w:tcW w:type="dxa" w:w="1500"/>
+            <w:vAlign w:val="center"/>
+            <w:tcMar>
+              <w:top w:w="90" w:type="dxa"/>
+              <w:start w:w="120" w:type="dxa"/>
+              <w:bottom w:w="90" w:type="dxa"/>
+              <w:end w:w="120" w:type="dxa"/>
+            </w:tcMar>
           </w:tcPr>
           <w:p>
+            <w:pPr>
+              <w:spacing w:after="0" w:line="259" w:lineRule="auto"/>
+            </w:pPr>
             <w:r>
-              <w:t>18.04.2026</w:t>
+              <w:rPr>
+                <w:rFonts w:ascii="Arial" w:hAnsi="Arial"/>
+                <w:sz w:val="17"/>
+              </w:rPr>
+              <w:t>18.03.2026</w:t>
             </w:r>
           </w:p>
         </w:tc>
         <w:tc>
           <w:tcPr>
-            <w:tcW w:type="dxa" w:w="2160"/>
+            <w:tcW w:type="dxa" w:w="2900"/>
+            <w:vAlign w:val="center"/>
+            <w:tcMar>
+              <w:top w:w="90" w:type="dxa"/>
+              <w:start w:w="120" w:type="dxa"/>
+              <w:bottom w:w="90" w:type="dxa"/>
+              <w:end w:w="120" w:type="dxa"/>
+            </w:tcMar>
           </w:tcPr>
           <w:p>
+            <w:pPr>
+              <w:spacing w:after="0" w:line="259" w:lineRule="auto"/>
+            </w:pPr>
             <w:r>
-              <w:t>Praxisumsatz Malte sinkt laut BWA</w:t>
+              <w:rPr>
+                <w:rFonts w:ascii="Arial" w:hAnsi="Arial"/>
+                <w:sz w:val="17"/>
+              </w:rPr>
+              <w:t>Bonus Rieke</w:t>
             </w:r>
           </w:p>
         </w:tc>
         <w:tc>
           <w:tcPr>
-            <w:tcW w:type="dxa" w:w="2160"/>
+            <w:tcW w:type="dxa" w:w="2500"/>
+            <w:vAlign w:val="center"/>
+            <w:tcMar>
+              <w:top w:w="90" w:type="dxa"/>
+              <w:start w:w="120" w:type="dxa"/>
+              <w:bottom w:w="90" w:type="dxa"/>
+              <w:end w:w="120" w:type="dxa"/>
+            </w:tcMar>
           </w:tcPr>
           <w:p>
+            <w:pPr>
+              <w:spacing w:after="0" w:line="259" w:lineRule="auto"/>
+            </w:pPr>
             <w:r>
-              <w:t>BWA</w:t>
+              <w:rPr>
+                <w:rFonts w:ascii="Arial" w:hAnsi="Arial"/>
+                <w:sz w:val="17"/>
+              </w:rPr>
+              <w:t>Gehaltsabrechnung</w:t>
             </w:r>
           </w:p>
         </w:tc>
         <w:tc>
           <w:tcPr>
-            <w:tcW w:type="dxa" w:w="2160"/>
+            <w:tcW w:type="dxa" w:w="2700"/>
+            <w:vAlign w:val="center"/>
+            <w:tcMar>
+              <w:top w:w="90" w:type="dxa"/>
+              <w:start w:w="120" w:type="dxa"/>
+              <w:bottom w:w="90" w:type="dxa"/>
+              <w:end w:w="120" w:type="dxa"/>
+            </w:tcMar>
           </w:tcPr>
           <w:p>
+            <w:pPr>
+              <w:spacing w:after="0" w:line="259" w:lineRule="auto"/>
+            </w:pPr>
             <w:r>
-              <w:t>Privatentnahmen unklar</w:t>
+              <w:rPr>
+                <w:rFonts w:ascii="Arial" w:hAnsi="Arial"/>
+                <w:sz w:val="17"/>
+              </w:rPr>
+              <w:t>Zwölfmonatsbezug</w:t>
             </w:r>
           </w:p>
         </w:tc>
@@ -201,41 +511,101 @@
       <w:tr>
         <w:tc>
           <w:tcPr>
-            <w:tcW w:type="dxa" w:w="2160"/>
+            <w:tcW w:type="dxa" w:w="1500"/>
+            <w:vAlign w:val="center"/>
+            <w:shd w:fill="F2F4F7"/>
+            <w:tcMar>
+              <w:top w:w="90" w:type="dxa"/>
+              <w:start w:w="120" w:type="dxa"/>
+              <w:bottom w:w="90" w:type="dxa"/>
+              <w:end w:w="120" w:type="dxa"/>
+            </w:tcMar>
           </w:tcPr>
           <w:p>
+            <w:pPr>
+              <w:spacing w:after="0" w:line="259" w:lineRule="auto"/>
+            </w:pPr>
             <w:r>
-              <w:t>10.06.2026</w:t>
+              <w:rPr>
+                <w:rFonts w:ascii="Arial" w:hAnsi="Arial"/>
+                <w:sz w:val="17"/>
+              </w:rPr>
+              <w:t>18.04.2026</w:t>
             </w:r>
           </w:p>
         </w:tc>
         <w:tc>
           <w:tcPr>
-            <w:tcW w:type="dxa" w:w="2160"/>
+            <w:tcW w:type="dxa" w:w="2900"/>
+            <w:vAlign w:val="center"/>
+            <w:shd w:fill="F2F4F7"/>
+            <w:tcMar>
+              <w:top w:w="90" w:type="dxa"/>
+              <w:start w:w="120" w:type="dxa"/>
+              <w:bottom w:w="90" w:type="dxa"/>
+              <w:end w:w="120" w:type="dxa"/>
+            </w:tcMar>
           </w:tcPr>
           <w:p>
+            <w:pPr>
+              <w:spacing w:after="0" w:line="259" w:lineRule="auto"/>
+            </w:pPr>
             <w:r>
-              <w:t>Jugendamt protokolliert Konflikt</w:t>
+              <w:rPr>
+                <w:rFonts w:ascii="Arial" w:hAnsi="Arial"/>
+                <w:sz w:val="17"/>
+              </w:rPr>
+              <w:t>Umsatzrückgang Praxis</w:t>
             </w:r>
           </w:p>
         </w:tc>
         <w:tc>
           <w:tcPr>
-            <w:tcW w:type="dxa" w:w="2160"/>
+            <w:tcW w:type="dxa" w:w="2500"/>
+            <w:vAlign w:val="center"/>
+            <w:shd w:fill="F2F4F7"/>
+            <w:tcMar>
+              <w:top w:w="90" w:type="dxa"/>
+              <w:start w:w="120" w:type="dxa"/>
+              <w:bottom w:w="90" w:type="dxa"/>
+              <w:end w:w="120" w:type="dxa"/>
+            </w:tcMar>
           </w:tcPr>
           <w:p>
+            <w:pPr>
+              <w:spacing w:after="0" w:line="259" w:lineRule="auto"/>
+            </w:pPr>
             <w:r>
-              <w:t>Jugendamt</w:t>
+              <w:rPr>
+                <w:rFonts w:ascii="Arial" w:hAnsi="Arial"/>
+                <w:sz w:val="17"/>
+              </w:rPr>
+              <w:t>BWA</w:t>
             </w:r>
           </w:p>
         </w:tc>
         <w:tc>
           <w:tcPr>
-            <w:tcW w:type="dxa" w:w="2160"/>
+            <w:tcW w:type="dxa" w:w="2700"/>
+            <w:vAlign w:val="center"/>
+            <w:shd w:fill="F2F4F7"/>
+            <w:tcMar>
+              <w:top w:w="90" w:type="dxa"/>
+              <w:start w:w="120" w:type="dxa"/>
+              <w:bottom w:w="90" w:type="dxa"/>
+              <w:end w:w="120" w:type="dxa"/>
+            </w:tcMar>
           </w:tcPr>
           <w:p>
+            <w:pPr>
+              <w:spacing w:after="0" w:line="259" w:lineRule="auto"/>
+            </w:pPr>
             <w:r>
-              <w:t>Kinder nicht angehört</w:t>
+              <w:rPr>
+                <w:rFonts w:ascii="Arial" w:hAnsi="Arial"/>
+                <w:sz w:val="17"/>
+              </w:rPr>
+              <w:t>Mehrjahresvergleich</w:t>
             </w:r>
           </w:p>
         </w:tc>
@@ -243,41 +613,497 @@
       <w:tr>
         <w:tc>
           <w:tcPr>
-            <w:tcW w:type="dxa" w:w="2160"/>
+            <w:tcW w:type="dxa" w:w="1500"/>
+            <w:vAlign w:val="center"/>
+            <w:tcMar>
+              <w:top w:w="90" w:type="dxa"/>
+              <w:start w:w="120" w:type="dxa"/>
+              <w:bottom w:w="90" w:type="dxa"/>
+              <w:end w:w="120" w:type="dxa"/>
+            </w:tcMar>
           </w:tcPr>
           <w:p>
+            <w:pPr>
+              <w:spacing w:after="0" w:line="259" w:lineRule="auto"/>
+            </w:pPr>
             <w:r>
+              <w:rPr>
+                <w:rFonts w:ascii="Arial" w:hAnsi="Arial"/>
+                <w:sz w:val="17"/>
+              </w:rPr>
+              <w:t>02.05.2026</w:t>
+            </w:r>
+          </w:p>
+        </w:tc>
+        <w:tc>
+          <w:tcPr>
+            <w:tcW w:type="dxa" w:w="2900"/>
+            <w:vAlign w:val="center"/>
+            <w:tcMar>
+              <w:top w:w="90" w:type="dxa"/>
+              <w:start w:w="120" w:type="dxa"/>
+              <w:bottom w:w="90" w:type="dxa"/>
+              <w:end w:w="120" w:type="dxa"/>
+            </w:tcMar>
+          </w:tcPr>
+          <w:p>
+            <w:pPr>
+              <w:spacing w:after="0" w:line="259" w:lineRule="auto"/>
+            </w:pPr>
+            <w:r>
+              <w:rPr>
+                <w:rFonts w:ascii="Arial" w:hAnsi="Arial"/>
+                <w:sz w:val="17"/>
+              </w:rPr>
+              <w:t>Klassenfahrt bezahlt</w:t>
+            </w:r>
+          </w:p>
+        </w:tc>
+        <w:tc>
+          <w:tcPr>
+            <w:tcW w:type="dxa" w:w="2500"/>
+            <w:vAlign w:val="center"/>
+            <w:tcMar>
+              <w:top w:w="90" w:type="dxa"/>
+              <w:start w:w="120" w:type="dxa"/>
+              <w:bottom w:w="90" w:type="dxa"/>
+              <w:end w:w="120" w:type="dxa"/>
+            </w:tcMar>
+          </w:tcPr>
+          <w:p>
+            <w:pPr>
+              <w:spacing w:after="0" w:line="259" w:lineRule="auto"/>
+            </w:pPr>
+            <w:r>
+              <w:rPr>
+                <w:rFonts w:ascii="Arial" w:hAnsi="Arial"/>
+                <w:sz w:val="17"/>
+              </w:rPr>
+              <w:t>Konto Rieke</w:t>
+            </w:r>
+          </w:p>
+        </w:tc>
+        <w:tc>
+          <w:tcPr>
+            <w:tcW w:type="dxa" w:w="2700"/>
+            <w:vAlign w:val="center"/>
+            <w:tcMar>
+              <w:top w:w="90" w:type="dxa"/>
+              <w:start w:w="120" w:type="dxa"/>
+              <w:bottom w:w="90" w:type="dxa"/>
+              <w:end w:w="120" w:type="dxa"/>
+            </w:tcMar>
+          </w:tcPr>
+          <w:p>
+            <w:pPr>
+              <w:spacing w:after="0" w:line="259" w:lineRule="auto"/>
+            </w:pPr>
+            <w:r>
+              <w:rPr>
+                <w:rFonts w:ascii="Arial" w:hAnsi="Arial"/>
+                <w:sz w:val="17"/>
+              </w:rPr>
+              <w:t>Sonder- oder Mehrbedarf</w:t>
+            </w:r>
+          </w:p>
+        </w:tc>
+      </w:tr>
+      <w:tr>
+        <w:tc>
+          <w:tcPr>
+            <w:tcW w:type="dxa" w:w="1500"/>
+            <w:vAlign w:val="center"/>
+            <w:shd w:fill="F2F4F7"/>
+            <w:tcMar>
+              <w:top w:w="90" w:type="dxa"/>
+              <w:start w:w="120" w:type="dxa"/>
+              <w:bottom w:w="90" w:type="dxa"/>
+              <w:end w:w="120" w:type="dxa"/>
+            </w:tcMar>
+          </w:tcPr>
+          <w:p>
+            <w:pPr>
+              <w:spacing w:after="0" w:line="259" w:lineRule="auto"/>
+            </w:pPr>
+            <w:r>
+              <w:rPr>
+                <w:rFonts w:ascii="Arial" w:hAnsi="Arial"/>
+                <w:sz w:val="17"/>
+              </w:rPr>
+              <w:t>22.05.2026</w:t>
+            </w:r>
+          </w:p>
+        </w:tc>
+        <w:tc>
+          <w:tcPr>
+            <w:tcW w:type="dxa" w:w="2900"/>
+            <w:vAlign w:val="center"/>
+            <w:shd w:fill="F2F4F7"/>
+            <w:tcMar>
+              <w:top w:w="90" w:type="dxa"/>
+              <w:start w:w="120" w:type="dxa"/>
+              <w:bottom w:w="90" w:type="dxa"/>
+              <w:end w:w="120" w:type="dxa"/>
+            </w:tcMar>
+          </w:tcPr>
+          <w:p>
+            <w:pPr>
+              <w:spacing w:after="0" w:line="259" w:lineRule="auto"/>
+            </w:pPr>
+            <w:r>
+              <w:rPr>
+                <w:rFonts w:ascii="Arial" w:hAnsi="Arial"/>
+                <w:sz w:val="17"/>
+              </w:rPr>
+              <w:t>KFO-Plan</w:t>
+            </w:r>
+          </w:p>
+        </w:tc>
+        <w:tc>
+          <w:tcPr>
+            <w:tcW w:type="dxa" w:w="2500"/>
+            <w:vAlign w:val="center"/>
+            <w:shd w:fill="F2F4F7"/>
+            <w:tcMar>
+              <w:top w:w="90" w:type="dxa"/>
+              <w:start w:w="120" w:type="dxa"/>
+              <w:bottom w:w="90" w:type="dxa"/>
+              <w:end w:w="120" w:type="dxa"/>
+            </w:tcMar>
+          </w:tcPr>
+          <w:p>
+            <w:pPr>
+              <w:spacing w:after="0" w:line="259" w:lineRule="auto"/>
+            </w:pPr>
+            <w:r>
+              <w:rPr>
+                <w:rFonts w:ascii="Arial" w:hAnsi="Arial"/>
+                <w:sz w:val="17"/>
+              </w:rPr>
+              <w:t>Heil- und Kostenplan</w:t>
+            </w:r>
+          </w:p>
+        </w:tc>
+        <w:tc>
+          <w:tcPr>
+            <w:tcW w:type="dxa" w:w="2700"/>
+            <w:vAlign w:val="center"/>
+            <w:shd w:fill="F2F4F7"/>
+            <w:tcMar>
+              <w:top w:w="90" w:type="dxa"/>
+              <w:start w:w="120" w:type="dxa"/>
+              <w:bottom w:w="90" w:type="dxa"/>
+              <w:end w:w="120" w:type="dxa"/>
+            </w:tcMar>
+          </w:tcPr>
+          <w:p>
+            <w:pPr>
+              <w:spacing w:after="0" w:line="259" w:lineRule="auto"/>
+            </w:pPr>
+            <w:r>
+              <w:rPr>
+                <w:rFonts w:ascii="Arial" w:hAnsi="Arial"/>
+                <w:sz w:val="17"/>
+              </w:rPr>
+              <w:t>Kassenanteil offen</w:t>
+            </w:r>
+          </w:p>
+        </w:tc>
+      </w:tr>
+      <w:tr>
+        <w:tc>
+          <w:tcPr>
+            <w:tcW w:type="dxa" w:w="1500"/>
+            <w:vAlign w:val="center"/>
+            <w:tcMar>
+              <w:top w:w="90" w:type="dxa"/>
+              <w:start w:w="120" w:type="dxa"/>
+              <w:bottom w:w="90" w:type="dxa"/>
+              <w:end w:w="120" w:type="dxa"/>
+            </w:tcMar>
+          </w:tcPr>
+          <w:p>
+            <w:pPr>
+              <w:spacing w:after="0" w:line="259" w:lineRule="auto"/>
+            </w:pPr>
+            <w:r>
+              <w:rPr>
+                <w:rFonts w:ascii="Arial" w:hAnsi="Arial"/>
+                <w:sz w:val="17"/>
+              </w:rPr>
+              <w:t>10.06.2026</w:t>
+            </w:r>
+          </w:p>
+        </w:tc>
+        <w:tc>
+          <w:tcPr>
+            <w:tcW w:type="dxa" w:w="2900"/>
+            <w:vAlign w:val="center"/>
+            <w:tcMar>
+              <w:top w:w="90" w:type="dxa"/>
+              <w:start w:w="120" w:type="dxa"/>
+              <w:bottom w:w="90" w:type="dxa"/>
+              <w:end w:w="120" w:type="dxa"/>
+            </w:tcMar>
+          </w:tcPr>
+          <w:p>
+            <w:pPr>
+              <w:spacing w:after="0" w:line="259" w:lineRule="auto"/>
+            </w:pPr>
+            <w:r>
+              <w:rPr>
+                <w:rFonts w:ascii="Arial" w:hAnsi="Arial"/>
+                <w:sz w:val="17"/>
+              </w:rPr>
+              <w:t>Jugendamtgespräch</w:t>
+            </w:r>
+          </w:p>
+        </w:tc>
+        <w:tc>
+          <w:tcPr>
+            <w:tcW w:type="dxa" w:w="2500"/>
+            <w:vAlign w:val="center"/>
+            <w:tcMar>
+              <w:top w:w="90" w:type="dxa"/>
+              <w:start w:w="120" w:type="dxa"/>
+              <w:bottom w:w="90" w:type="dxa"/>
+              <w:end w:w="120" w:type="dxa"/>
+            </w:tcMar>
+          </w:tcPr>
+          <w:p>
+            <w:pPr>
+              <w:spacing w:after="0" w:line="259" w:lineRule="auto"/>
+            </w:pPr>
+            <w:r>
+              <w:rPr>
+                <w:rFonts w:ascii="Arial" w:hAnsi="Arial"/>
+                <w:sz w:val="17"/>
+              </w:rPr>
+              <w:t>Vermerk</w:t>
+            </w:r>
+          </w:p>
+        </w:tc>
+        <w:tc>
+          <w:tcPr>
+            <w:tcW w:type="dxa" w:w="2700"/>
+            <w:vAlign w:val="center"/>
+            <w:tcMar>
+              <w:top w:w="90" w:type="dxa"/>
+              <w:start w:w="120" w:type="dxa"/>
+              <w:bottom w:w="90" w:type="dxa"/>
+              <w:end w:w="120" w:type="dxa"/>
+            </w:tcMar>
+          </w:tcPr>
+          <w:p>
+            <w:pPr>
+              <w:spacing w:after="0" w:line="259" w:lineRule="auto"/>
+            </w:pPr>
+            <w:r>
+              <w:rPr>
+                <w:rFonts w:ascii="Arial" w:hAnsi="Arial"/>
+                <w:sz w:val="17"/>
+              </w:rPr>
+              <w:t>Kinder nicht förmlich angehört</w:t>
+            </w:r>
+          </w:p>
+        </w:tc>
+      </w:tr>
+      <w:tr>
+        <w:tc>
+          <w:tcPr>
+            <w:tcW w:type="dxa" w:w="1500"/>
+            <w:vAlign w:val="center"/>
+            <w:shd w:fill="F2F4F7"/>
+            <w:tcMar>
+              <w:top w:w="90" w:type="dxa"/>
+              <w:start w:w="120" w:type="dxa"/>
+              <w:bottom w:w="90" w:type="dxa"/>
+              <w:end w:w="120" w:type="dxa"/>
+            </w:tcMar>
+          </w:tcPr>
+          <w:p>
+            <w:pPr>
+              <w:spacing w:after="0" w:line="259" w:lineRule="auto"/>
+            </w:pPr>
+            <w:r>
+              <w:rPr>
+                <w:rFonts w:ascii="Arial" w:hAnsi="Arial"/>
+                <w:sz w:val="17"/>
+              </w:rPr>
+              <w:t>30.06.2026</w:t>
+            </w:r>
+          </w:p>
+        </w:tc>
+        <w:tc>
+          <w:tcPr>
+            <w:tcW w:type="dxa" w:w="2900"/>
+            <w:vAlign w:val="center"/>
+            <w:shd w:fill="F2F4F7"/>
+            <w:tcMar>
+              <w:top w:w="90" w:type="dxa"/>
+              <w:start w:w="120" w:type="dxa"/>
+              <w:bottom w:w="90" w:type="dxa"/>
+              <w:end w:w="120" w:type="dxa"/>
+            </w:tcMar>
+          </w:tcPr>
+          <w:p>
+            <w:pPr>
+              <w:spacing w:after="0" w:line="259" w:lineRule="auto"/>
+            </w:pPr>
+            <w:r>
+              <w:rPr>
+                <w:rFonts w:ascii="Arial" w:hAnsi="Arial"/>
+                <w:sz w:val="17"/>
+              </w:rPr>
+              <w:t>Kalenderabgleich endet</w:t>
+            </w:r>
+          </w:p>
+        </w:tc>
+        <w:tc>
+          <w:tcPr>
+            <w:tcW w:type="dxa" w:w="2500"/>
+            <w:vAlign w:val="center"/>
+            <w:shd w:fill="F2F4F7"/>
+            <w:tcMar>
+              <w:top w:w="90" w:type="dxa"/>
+              <w:start w:w="120" w:type="dxa"/>
+              <w:bottom w:w="90" w:type="dxa"/>
+              <w:end w:w="120" w:type="dxa"/>
+            </w:tcMar>
+          </w:tcPr>
+          <w:p>
+            <w:pPr>
+              <w:spacing w:after="0" w:line="259" w:lineRule="auto"/>
+            </w:pPr>
+            <w:r>
+              <w:rPr>
+                <w:rFonts w:ascii="Arial" w:hAnsi="Arial"/>
+                <w:sz w:val="17"/>
+              </w:rPr>
+              <w:t>Export beider Eltern</w:t>
+            </w:r>
+          </w:p>
+        </w:tc>
+        <w:tc>
+          <w:tcPr>
+            <w:tcW w:type="dxa" w:w="2700"/>
+            <w:vAlign w:val="center"/>
+            <w:shd w:fill="F2F4F7"/>
+            <w:tcMar>
+              <w:top w:w="90" w:type="dxa"/>
+              <w:start w:w="120" w:type="dxa"/>
+              <w:bottom w:w="90" w:type="dxa"/>
+              <w:end w:w="120" w:type="dxa"/>
+            </w:tcMar>
+          </w:tcPr>
+          <w:p>
+            <w:pPr>
+              <w:spacing w:after="0" w:line="259" w:lineRule="auto"/>
+            </w:pPr>
+            <w:r>
+              <w:rPr>
+                <w:rFonts w:ascii="Arial" w:hAnsi="Arial"/>
+                <w:sz w:val="17"/>
+              </w:rPr>
+              <w:t>elf widersprüchliche Nächte</w:t>
+            </w:r>
+          </w:p>
+        </w:tc>
+      </w:tr>
+      <w:tr>
+        <w:tc>
+          <w:tcPr>
+            <w:tcW w:type="dxa" w:w="1500"/>
+            <w:vAlign w:val="center"/>
+            <w:tcMar>
+              <w:top w:w="90" w:type="dxa"/>
+              <w:start w:w="120" w:type="dxa"/>
+              <w:bottom w:w="90" w:type="dxa"/>
+              <w:end w:w="120" w:type="dxa"/>
+            </w:tcMar>
+          </w:tcPr>
+          <w:p>
+            <w:pPr>
+              <w:spacing w:after="0" w:line="259" w:lineRule="auto"/>
+            </w:pPr>
+            <w:r>
+              <w:rPr>
+                <w:rFonts w:ascii="Arial" w:hAnsi="Arial"/>
+                <w:sz w:val="17"/>
+              </w:rPr>
               <w:t>02.07.2026</w:t>
             </w:r>
           </w:p>
         </w:tc>
         <w:tc>
           <w:tcPr>
-            <w:tcW w:type="dxa" w:w="2160"/>
+            <w:tcW w:type="dxa" w:w="2900"/>
+            <w:vAlign w:val="center"/>
+            <w:tcMar>
+              <w:top w:w="90" w:type="dxa"/>
+              <w:start w:w="120" w:type="dxa"/>
+              <w:bottom w:w="90" w:type="dxa"/>
+              <w:end w:w="120" w:type="dxa"/>
+            </w:tcMar>
           </w:tcPr>
           <w:p>
+            <w:pPr>
+              <w:spacing w:after="0" w:line="259" w:lineRule="auto"/>
+            </w:pPr>
             <w:r>
-              <w:t>Antragsschreiben vorbereitet</w:t>
+              <w:rPr>
+                <w:rFonts w:ascii="Arial" w:hAnsi="Arial"/>
+                <w:sz w:val="17"/>
+              </w:rPr>
+              <w:t>Auskunftsaufforderung vorbereitet</w:t>
             </w:r>
           </w:p>
         </w:tc>
         <w:tc>
           <w:tcPr>
-            <w:tcW w:type="dxa" w:w="2160"/>
+            <w:tcW w:type="dxa" w:w="2500"/>
+            <w:vAlign w:val="center"/>
+            <w:tcMar>
+              <w:top w:w="90" w:type="dxa"/>
+              <w:start w:w="120" w:type="dxa"/>
+              <w:bottom w:w="90" w:type="dxa"/>
+              <w:end w:w="120" w:type="dxa"/>
+            </w:tcMar>
           </w:tcPr>
           <w:p>
+            <w:pPr>
+              <w:spacing w:after="0" w:line="259" w:lineRule="auto"/>
+            </w:pPr>
             <w:r>
+              <w:rPr>
+                <w:rFonts w:ascii="Arial" w:hAnsi="Arial"/>
+                <w:sz w:val="17"/>
+              </w:rPr>
               <w:t>Entwurf</w:t>
             </w:r>
           </w:p>
         </w:tc>
         <w:tc>
           <w:tcPr>
-            <w:tcW w:type="dxa" w:w="2160"/>
+            <w:tcW w:type="dxa" w:w="2700"/>
+            <w:vAlign w:val="center"/>
+            <w:tcMar>
+              <w:top w:w="90" w:type="dxa"/>
+              <w:start w:w="120" w:type="dxa"/>
+              <w:bottom w:w="90" w:type="dxa"/>
+              <w:end w:w="120" w:type="dxa"/>
+            </w:tcMar>
           </w:tcPr>
           <w:p>
+            <w:pPr>
+              <w:spacing w:after="0" w:line="259" w:lineRule="auto"/>
+            </w:pPr>
             <w:r>
-              <w:t>Frist offen</w:t>
+              <w:rPr>
+                <w:rFonts w:ascii="Arial" w:hAnsi="Arial"/>
+                <w:sz w:val="17"/>
+              </w:rPr>
+              <w:t>Zugang und Frist</w:t>
             </w:r>
           </w:p>
         </w:tc>
@@ -285,40 +1111,606 @@
     </w:tbl>
     <w:p>
       <w:pPr>
-        <w:pStyle w:val="Heading2"/>
+        <w:spacing w:after="0"/>
+      </w:pPr>
+    </w:p>
+    <w:p>
+      <w:pPr>
+        <w:pStyle w:val="Heading1"/>
       </w:pPr>
       <w:r>
-        <w:t>2. Unsaubere Punkte</w:t>
+        <w:t>2. Zahlungsübersicht</w:t>
       </w:r>
     </w:p>
+    <w:tbl>
+      <w:tblPr>
+        <w:tblStyle w:val="TableGrid"/>
+        <w:tblW w:type="dxa" w:w="9600"/>
+        <w:tblLayout w:type="fixed"/>
+        <w:tblLook w:firstColumn="1" w:firstRow="1" w:lastColumn="0" w:lastRow="0" w:noHBand="0" w:noVBand="1" w:val="04A0"/>
+        <w:tblInd w:w="120" w:type="dxa"/>
+      </w:tblPr>
+      <w:tblGrid>
+        <w:gridCol w:w="1900"/>
+        <w:gridCol w:w="2200"/>
+        <w:gridCol w:w="2400"/>
+        <w:gridCol w:w="3100"/>
+      </w:tblGrid>
+      <w:tr>
+        <w:trPr>
+          <w:tblHeader w:val="true"/>
+        </w:trPr>
+        <w:tc>
+          <w:tcPr>
+            <w:tcW w:type="dxa" w:w="1900"/>
+            <w:vAlign w:val="center"/>
+            <w:shd w:fill="DCE6F1"/>
+            <w:tcMar>
+              <w:top w:w="90" w:type="dxa"/>
+              <w:start w:w="120" w:type="dxa"/>
+              <w:bottom w:w="90" w:type="dxa"/>
+              <w:end w:w="120" w:type="dxa"/>
+            </w:tcMar>
+          </w:tcPr>
+          <w:p>
+            <w:pPr>
+              <w:spacing w:after="0"/>
+            </w:pPr>
+            <w:r>
+              <w:rPr>
+                <w:rFonts w:ascii="Arial" w:hAnsi="Arial"/>
+                <w:b/>
+                <w:sz w:val="18"/>
+              </w:rPr>
+              <w:t>Monat</w:t>
+            </w:r>
+          </w:p>
+        </w:tc>
+        <w:tc>
+          <w:tcPr>
+            <w:tcW w:type="dxa" w:w="2200"/>
+            <w:vAlign w:val="center"/>
+            <w:shd w:fill="DCE6F1"/>
+            <w:tcMar>
+              <w:top w:w="90" w:type="dxa"/>
+              <w:start w:w="120" w:type="dxa"/>
+              <w:bottom w:w="90" w:type="dxa"/>
+              <w:end w:w="120" w:type="dxa"/>
+            </w:tcMar>
+          </w:tcPr>
+          <w:p>
+            <w:pPr>
+              <w:spacing w:after="0"/>
+            </w:pPr>
+            <w:r>
+              <w:rPr>
+                <w:rFonts w:ascii="Arial" w:hAnsi="Arial"/>
+                <w:b/>
+                <w:sz w:val="18"/>
+              </w:rPr>
+              <w:t>Zahlung Malte</w:t>
+            </w:r>
+          </w:p>
+        </w:tc>
+        <w:tc>
+          <w:tcPr>
+            <w:tcW w:type="dxa" w:w="2400"/>
+            <w:vAlign w:val="center"/>
+            <w:shd w:fill="DCE6F1"/>
+            <w:tcMar>
+              <w:top w:w="90" w:type="dxa"/>
+              <w:start w:w="120" w:type="dxa"/>
+              <w:bottom w:w="90" w:type="dxa"/>
+              <w:end w:w="120" w:type="dxa"/>
+            </w:tcMar>
+          </w:tcPr>
+          <w:p>
+            <w:pPr>
+              <w:spacing w:after="0"/>
+            </w:pPr>
+            <w:r>
+              <w:rPr>
+                <w:rFonts w:ascii="Arial" w:hAnsi="Arial"/>
+                <w:b/>
+                <w:sz w:val="18"/>
+              </w:rPr>
+              <w:t>Sachkosten Malte</w:t>
+            </w:r>
+          </w:p>
+        </w:tc>
+        <w:tc>
+          <w:tcPr>
+            <w:tcW w:type="dxa" w:w="3100"/>
+            <w:vAlign w:val="center"/>
+            <w:shd w:fill="DCE6F1"/>
+            <w:tcMar>
+              <w:top w:w="90" w:type="dxa"/>
+              <w:start w:w="120" w:type="dxa"/>
+              <w:bottom w:w="90" w:type="dxa"/>
+              <w:end w:w="120" w:type="dxa"/>
+            </w:tcMar>
+          </w:tcPr>
+          <w:p>
+            <w:pPr>
+              <w:spacing w:after="0"/>
+            </w:pPr>
+            <w:r>
+              <w:rPr>
+                <w:rFonts w:ascii="Arial" w:hAnsi="Arial"/>
+                <w:b/>
+                <w:sz w:val="18"/>
+              </w:rPr>
+              <w:t>Bemerkung</w:t>
+            </w:r>
+          </w:p>
+        </w:tc>
+      </w:tr>
+      <w:tr>
+        <w:tc>
+          <w:tcPr>
+            <w:tcW w:type="dxa" w:w="1900"/>
+            <w:vAlign w:val="center"/>
+            <w:tcMar>
+              <w:top w:w="90" w:type="dxa"/>
+              <w:start w:w="120" w:type="dxa"/>
+              <w:bottom w:w="90" w:type="dxa"/>
+              <w:end w:w="120" w:type="dxa"/>
+            </w:tcMar>
+          </w:tcPr>
+          <w:p>
+            <w:pPr>
+              <w:spacing w:after="0" w:line="259" w:lineRule="auto"/>
+            </w:pPr>
+            <w:r>
+              <w:rPr>
+                <w:rFonts w:ascii="Arial" w:hAnsi="Arial"/>
+                <w:sz w:val="17"/>
+              </w:rPr>
+              <w:t>März 2026</w:t>
+            </w:r>
+          </w:p>
+        </w:tc>
+        <w:tc>
+          <w:tcPr>
+            <w:tcW w:type="dxa" w:w="2200"/>
+            <w:vAlign w:val="center"/>
+            <w:tcMar>
+              <w:top w:w="90" w:type="dxa"/>
+              <w:start w:w="120" w:type="dxa"/>
+              <w:bottom w:w="90" w:type="dxa"/>
+              <w:end w:w="120" w:type="dxa"/>
+            </w:tcMar>
+          </w:tcPr>
+          <w:p>
+            <w:pPr>
+              <w:spacing w:after="0" w:line="259" w:lineRule="auto"/>
+            </w:pPr>
+            <w:r>
+              <w:rPr>
+                <w:rFonts w:ascii="Arial" w:hAnsi="Arial"/>
+                <w:sz w:val="17"/>
+              </w:rPr>
+              <w:t>780 EUR</w:t>
+            </w:r>
+          </w:p>
+        </w:tc>
+        <w:tc>
+          <w:tcPr>
+            <w:tcW w:type="dxa" w:w="2400"/>
+            <w:vAlign w:val="center"/>
+            <w:tcMar>
+              <w:top w:w="90" w:type="dxa"/>
+              <w:start w:w="120" w:type="dxa"/>
+              <w:bottom w:w="90" w:type="dxa"/>
+              <w:end w:w="120" w:type="dxa"/>
+            </w:tcMar>
+          </w:tcPr>
+          <w:p>
+            <w:pPr>
+              <w:spacing w:after="0" w:line="259" w:lineRule="auto"/>
+            </w:pPr>
+            <w:r>
+              <w:rPr>
+                <w:rFonts w:ascii="Arial" w:hAnsi="Arial"/>
+                <w:sz w:val="17"/>
+              </w:rPr>
+              <w:t>86 EUR Musikschule</w:t>
+            </w:r>
+          </w:p>
+        </w:tc>
+        <w:tc>
+          <w:tcPr>
+            <w:tcW w:type="dxa" w:w="3100"/>
+            <w:vAlign w:val="center"/>
+            <w:tcMar>
+              <w:top w:w="90" w:type="dxa"/>
+              <w:start w:w="120" w:type="dxa"/>
+              <w:bottom w:w="90" w:type="dxa"/>
+              <w:end w:w="120" w:type="dxa"/>
+            </w:tcMar>
+          </w:tcPr>
+          <w:p>
+            <w:pPr>
+              <w:spacing w:after="0" w:line="259" w:lineRule="auto"/>
+            </w:pPr>
+            <w:r>
+              <w:rPr>
+                <w:rFonts w:ascii="Arial" w:hAnsi="Arial"/>
+                <w:sz w:val="17"/>
+              </w:rPr>
+              <w:t>Betreuungsplan startet</w:t>
+            </w:r>
+          </w:p>
+        </w:tc>
+      </w:tr>
+      <w:tr>
+        <w:tc>
+          <w:tcPr>
+            <w:tcW w:type="dxa" w:w="1900"/>
+            <w:vAlign w:val="center"/>
+            <w:shd w:fill="F2F4F7"/>
+            <w:tcMar>
+              <w:top w:w="90" w:type="dxa"/>
+              <w:start w:w="120" w:type="dxa"/>
+              <w:bottom w:w="90" w:type="dxa"/>
+              <w:end w:w="120" w:type="dxa"/>
+            </w:tcMar>
+          </w:tcPr>
+          <w:p>
+            <w:pPr>
+              <w:spacing w:after="0" w:line="259" w:lineRule="auto"/>
+            </w:pPr>
+            <w:r>
+              <w:rPr>
+                <w:rFonts w:ascii="Arial" w:hAnsi="Arial"/>
+                <w:sz w:val="17"/>
+              </w:rPr>
+              <w:t>April 2026</w:t>
+            </w:r>
+          </w:p>
+        </w:tc>
+        <w:tc>
+          <w:tcPr>
+            <w:tcW w:type="dxa" w:w="2200"/>
+            <w:vAlign w:val="center"/>
+            <w:shd w:fill="F2F4F7"/>
+            <w:tcMar>
+              <w:top w:w="90" w:type="dxa"/>
+              <w:start w:w="120" w:type="dxa"/>
+              <w:bottom w:w="90" w:type="dxa"/>
+              <w:end w:w="120" w:type="dxa"/>
+            </w:tcMar>
+          </w:tcPr>
+          <w:p>
+            <w:pPr>
+              <w:spacing w:after="0" w:line="259" w:lineRule="auto"/>
+            </w:pPr>
+            <w:r>
+              <w:rPr>
+                <w:rFonts w:ascii="Arial" w:hAnsi="Arial"/>
+                <w:sz w:val="17"/>
+              </w:rPr>
+              <w:t>520 EUR</w:t>
+            </w:r>
+          </w:p>
+        </w:tc>
+        <w:tc>
+          <w:tcPr>
+            <w:tcW w:type="dxa" w:w="2400"/>
+            <w:vAlign w:val="center"/>
+            <w:shd w:fill="F2F4F7"/>
+            <w:tcMar>
+              <w:top w:w="90" w:type="dxa"/>
+              <w:start w:w="120" w:type="dxa"/>
+              <w:bottom w:w="90" w:type="dxa"/>
+              <w:end w:w="120" w:type="dxa"/>
+            </w:tcMar>
+          </w:tcPr>
+          <w:p>
+            <w:pPr>
+              <w:spacing w:after="0" w:line="259" w:lineRule="auto"/>
+            </w:pPr>
+            <w:r>
+              <w:rPr>
+                <w:rFonts w:ascii="Arial" w:hAnsi="Arial"/>
+                <w:sz w:val="17"/>
+              </w:rPr>
+              <w:t>142 EUR Hort</w:t>
+            </w:r>
+          </w:p>
+        </w:tc>
+        <w:tc>
+          <w:tcPr>
+            <w:tcW w:type="dxa" w:w="3100"/>
+            <w:vAlign w:val="center"/>
+            <w:shd w:fill="F2F4F7"/>
+            <w:tcMar>
+              <w:top w:w="90" w:type="dxa"/>
+              <w:start w:w="120" w:type="dxa"/>
+              <w:bottom w:w="90" w:type="dxa"/>
+              <w:end w:w="120" w:type="dxa"/>
+            </w:tcMar>
+          </w:tcPr>
+          <w:p>
+            <w:pPr>
+              <w:spacing w:after="0" w:line="259" w:lineRule="auto"/>
+            </w:pPr>
+            <w:r>
+              <w:rPr>
+                <w:rFonts w:ascii="Arial" w:hAnsi="Arial"/>
+                <w:sz w:val="17"/>
+              </w:rPr>
+              <w:t>Rieke bestreitet Anrechnung</w:t>
+            </w:r>
+          </w:p>
+        </w:tc>
+      </w:tr>
+      <w:tr>
+        <w:tc>
+          <w:tcPr>
+            <w:tcW w:type="dxa" w:w="1900"/>
+            <w:vAlign w:val="center"/>
+            <w:tcMar>
+              <w:top w:w="90" w:type="dxa"/>
+              <w:start w:w="120" w:type="dxa"/>
+              <w:bottom w:w="90" w:type="dxa"/>
+              <w:end w:w="120" w:type="dxa"/>
+            </w:tcMar>
+          </w:tcPr>
+          <w:p>
+            <w:pPr>
+              <w:spacing w:after="0" w:line="259" w:lineRule="auto"/>
+            </w:pPr>
+            <w:r>
+              <w:rPr>
+                <w:rFonts w:ascii="Arial" w:hAnsi="Arial"/>
+                <w:sz w:val="17"/>
+              </w:rPr>
+              <w:t>Mai 2026</w:t>
+            </w:r>
+          </w:p>
+        </w:tc>
+        <w:tc>
+          <w:tcPr>
+            <w:tcW w:type="dxa" w:w="2200"/>
+            <w:vAlign w:val="center"/>
+            <w:tcMar>
+              <w:top w:w="90" w:type="dxa"/>
+              <w:start w:w="120" w:type="dxa"/>
+              <w:bottom w:w="90" w:type="dxa"/>
+              <w:end w:w="120" w:type="dxa"/>
+            </w:tcMar>
+          </w:tcPr>
+          <w:p>
+            <w:pPr>
+              <w:spacing w:after="0" w:line="259" w:lineRule="auto"/>
+            </w:pPr>
+            <w:r>
+              <w:rPr>
+                <w:rFonts w:ascii="Arial" w:hAnsi="Arial"/>
+                <w:sz w:val="17"/>
+              </w:rPr>
+              <w:t>520 EUR</w:t>
+            </w:r>
+          </w:p>
+        </w:tc>
+        <w:tc>
+          <w:tcPr>
+            <w:tcW w:type="dxa" w:w="2400"/>
+            <w:vAlign w:val="center"/>
+            <w:tcMar>
+              <w:top w:w="90" w:type="dxa"/>
+              <w:start w:w="120" w:type="dxa"/>
+              <w:bottom w:w="90" w:type="dxa"/>
+              <w:end w:w="120" w:type="dxa"/>
+            </w:tcMar>
+          </w:tcPr>
+          <w:p>
+            <w:pPr>
+              <w:spacing w:after="0" w:line="259" w:lineRule="auto"/>
+            </w:pPr>
+            <w:r>
+              <w:rPr>
+                <w:rFonts w:ascii="Arial" w:hAnsi="Arial"/>
+                <w:sz w:val="17"/>
+              </w:rPr>
+              <w:t>190 EUR Klassenfahrt</w:t>
+            </w:r>
+          </w:p>
+        </w:tc>
+        <w:tc>
+          <w:tcPr>
+            <w:tcW w:type="dxa" w:w="3100"/>
+            <w:vAlign w:val="center"/>
+            <w:tcMar>
+              <w:top w:w="90" w:type="dxa"/>
+              <w:start w:w="120" w:type="dxa"/>
+              <w:bottom w:w="90" w:type="dxa"/>
+              <w:end w:w="120" w:type="dxa"/>
+            </w:tcMar>
+          </w:tcPr>
+          <w:p>
+            <w:pPr>
+              <w:spacing w:after="0" w:line="259" w:lineRule="auto"/>
+            </w:pPr>
+            <w:r>
+              <w:rPr>
+                <w:rFonts w:ascii="Arial" w:hAnsi="Arial"/>
+                <w:sz w:val="17"/>
+              </w:rPr>
+              <w:t>zweite Hälfte offen</w:t>
+            </w:r>
+          </w:p>
+        </w:tc>
+      </w:tr>
+      <w:tr>
+        <w:tc>
+          <w:tcPr>
+            <w:tcW w:type="dxa" w:w="1900"/>
+            <w:vAlign w:val="center"/>
+            <w:shd w:fill="F2F4F7"/>
+            <w:tcMar>
+              <w:top w:w="90" w:type="dxa"/>
+              <w:start w:w="120" w:type="dxa"/>
+              <w:bottom w:w="90" w:type="dxa"/>
+              <w:end w:w="120" w:type="dxa"/>
+            </w:tcMar>
+          </w:tcPr>
+          <w:p>
+            <w:pPr>
+              <w:spacing w:after="0" w:line="259" w:lineRule="auto"/>
+            </w:pPr>
+            <w:r>
+              <w:rPr>
+                <w:rFonts w:ascii="Arial" w:hAnsi="Arial"/>
+                <w:sz w:val="17"/>
+              </w:rPr>
+              <w:t>Juni 2026</w:t>
+            </w:r>
+          </w:p>
+        </w:tc>
+        <w:tc>
+          <w:tcPr>
+            <w:tcW w:type="dxa" w:w="2200"/>
+            <w:vAlign w:val="center"/>
+            <w:shd w:fill="F2F4F7"/>
+            <w:tcMar>
+              <w:top w:w="90" w:type="dxa"/>
+              <w:start w:w="120" w:type="dxa"/>
+              <w:bottom w:w="90" w:type="dxa"/>
+              <w:end w:w="120" w:type="dxa"/>
+            </w:tcMar>
+          </w:tcPr>
+          <w:p>
+            <w:pPr>
+              <w:spacing w:after="0" w:line="259" w:lineRule="auto"/>
+            </w:pPr>
+            <w:r>
+              <w:rPr>
+                <w:rFonts w:ascii="Arial" w:hAnsi="Arial"/>
+                <w:sz w:val="17"/>
+              </w:rPr>
+              <w:t>520 EUR</w:t>
+            </w:r>
+          </w:p>
+        </w:tc>
+        <w:tc>
+          <w:tcPr>
+            <w:tcW w:type="dxa" w:w="2400"/>
+            <w:vAlign w:val="center"/>
+            <w:shd w:fill="F2F4F7"/>
+            <w:tcMar>
+              <w:top w:w="90" w:type="dxa"/>
+              <w:start w:w="120" w:type="dxa"/>
+              <w:bottom w:w="90" w:type="dxa"/>
+              <w:end w:w="120" w:type="dxa"/>
+            </w:tcMar>
+          </w:tcPr>
+          <w:p>
+            <w:pPr>
+              <w:spacing w:after="0" w:line="259" w:lineRule="auto"/>
+            </w:pPr>
+            <w:r>
+              <w:rPr>
+                <w:rFonts w:ascii="Arial" w:hAnsi="Arial"/>
+                <w:sz w:val="17"/>
+              </w:rPr>
+              <w:t>0 EUR</w:t>
+            </w:r>
+          </w:p>
+        </w:tc>
+        <w:tc>
+          <w:tcPr>
+            <w:tcW w:type="dxa" w:w="3100"/>
+            <w:vAlign w:val="center"/>
+            <w:shd w:fill="F2F4F7"/>
+            <w:tcMar>
+              <w:top w:w="90" w:type="dxa"/>
+              <w:start w:w="120" w:type="dxa"/>
+              <w:bottom w:w="90" w:type="dxa"/>
+              <w:end w:w="120" w:type="dxa"/>
+            </w:tcMar>
+          </w:tcPr>
+          <w:p>
+            <w:pPr>
+              <w:spacing w:after="0" w:line="259" w:lineRule="auto"/>
+            </w:pPr>
+            <w:r>
+              <w:rPr>
+                <w:rFonts w:ascii="Arial" w:hAnsi="Arial"/>
+                <w:sz w:val="17"/>
+              </w:rPr>
+              <w:t>KFO noch nicht bezahlt</w:t>
+            </w:r>
+          </w:p>
+        </w:tc>
+      </w:tr>
+    </w:tbl>
     <w:p>
-      <w:r>
-        <w:t>Rieke erhält im März eine variable Erfolgsprämie von 4.800 EUR brutto.</w:t>
-      </w:r>
-    </w:p>
-    <w:p>
-      <w:r>
-        <w:t>Musikschule, Klassenfahrt, kieferorthopädische Zuzahlung und Hortbeitrag sind nicht einheitlich bezahlt.</w:t>
-      </w:r>
-    </w:p>
-    <w:p>
-      <w:r>
-        <w:t>Der Vater behauptet 49 Prozent Betreuung; die Mutter kommt anhand ihrer Kalender auf 36 Prozent.</w:t>
-      </w:r>
-    </w:p>
-    <w:p>
-      <w:r>
-        <w:t>Die Kinder äußern unterschiedliche Wünsche, ohne dass klar ist, ob Loyalitätsdruck besteht.</w:t>
-      </w:r>
+      <w:pPr>
+        <w:spacing w:after="0"/>
+      </w:pPr>
     </w:p>
     <w:sectPr>
-      <w:pgSz w:w="12240" w:h="15840"/>
-      <w:pgMar w:top="1440" w:right="1800" w:bottom="1440" w:left="1800" w:header="720" w:footer="720" w:gutter="0"/>
+      <w:headerReference w:type="default" r:id="rId9"/>
+      <w:footerReference w:type="default" r:id="rId10"/>
+      <w:pgSz w:w="11906" w:h="16838"/>
+      <w:pgMar w:top="1020" w:right="1134" w:bottom="1020" w:left="1417" w:header="454" w:footer="454" w:gutter="0"/>
       <w:cols w:space="720"/>
       <w:docGrid w:linePitch="360"/>
     </w:sectPr>
   </w:body>
 </w:document>
+</file>
+
+<file path=word/footer1.xml><?xml version="1.0" encoding="utf-8"?>
+<w:ftr xmlns:m="http://schemas.openxmlformats.org/officeDocument/2006/math" xmlns:mc="http://schemas.openxmlformats.org/markup-compatibility/2006" xmlns:mo="http://schemas.microsoft.com/office/mac/office/2008/main" xmlns:mv="urn:schemas-microsoft-com:mac:vml" xmlns:o="urn:schemas-microsoft-com:office:office" xmlns:r="http://schemas.openxmlformats.org/officeDocument/2006/relationships" xmlns:v="urn:schemas-microsoft-com:vml" xmlns:w10="urn:schemas-microsoft-com:office:word" xmlns:w14="http://schemas.microsoft.com/office/word/2010/wordml" xmlns:w="http://schemas.openxmlformats.org/wordprocessingml/2006/main" xmlns:wne="http://schemas.microsoft.com/office/word/2006/wordml" xmlns:wp14="http://schemas.microsoft.com/office/word/2010/wordprocessingDrawing" xmlns:wp="http://schemas.openxmlformats.org/drawingml/2006/wordprocessingDrawing" xmlns:wpc="http://schemas.microsoft.com/office/word/2010/wordprocessingCanvas" xmlns:wpg="http://schemas.microsoft.com/office/word/2010/wordprocessingGroup" xmlns:wpi="http://schemas.microsoft.com/office/word/2010/wordprocessingInk" xmlns:wps="http://schemas.microsoft.com/office/word/2010/wordprocessingShape" mc:Ignorable="w14 wp14">
+  <w:p>
+    <w:pPr>
+      <w:pStyle w:val="Footer"/>
+      <w:spacing w:before="0"/>
+      <w:jc w:val="right"/>
+    </w:pPr>
+    <w:r>
+      <w:rPr>
+        <w:rFonts w:ascii="Arial" w:hAnsi="Arial"/>
+        <w:color w:val="586069"/>
+        <w:sz w:val="16"/>
+      </w:rPr>
+      <w:t xml:space="preserve">Seite </w:t>
+    </w:r>
+    <w:r>
+      <w:rPr>
+        <w:rFonts w:ascii="Arial" w:hAnsi="Arial"/>
+        <w:color w:val="586069"/>
+        <w:sz w:val="16"/>
+      </w:rPr>
+      <w:fldChar w:fldCharType="begin"/>
+      <w:instrText xml:space="preserve"> PAGE </w:instrText>
+      <w:fldChar w:fldCharType="end"/>
+    </w:r>
+  </w:p>
+</w:ftr>
+</file>
+
+<file path=word/header1.xml><?xml version="1.0" encoding="utf-8"?>
+<w:hdr xmlns:m="http://schemas.openxmlformats.org/officeDocument/2006/math" xmlns:mc="http://schemas.openxmlformats.org/markup-compatibility/2006" xmlns:mo="http://schemas.microsoft.com/office/mac/office/2008/main" xmlns:mv="urn:schemas-microsoft-com:mac:vml" xmlns:o="urn:schemas-microsoft-com:office:office" xmlns:r="http://schemas.openxmlformats.org/officeDocument/2006/relationships" xmlns:v="urn:schemas-microsoft-com:vml" xmlns:w10="urn:schemas-microsoft-com:office:word" xmlns:w14="http://schemas.microsoft.com/office/word/2010/wordml" xmlns:w="http://schemas.openxmlformats.org/wordprocessingml/2006/main" xmlns:wne="http://schemas.microsoft.com/office/word/2006/wordml" xmlns:wp14="http://schemas.microsoft.com/office/word/2010/wordprocessingDrawing" xmlns:wp="http://schemas.openxmlformats.org/drawingml/2006/wordprocessingDrawing" xmlns:wpc="http://schemas.microsoft.com/office/word/2010/wordprocessingCanvas" xmlns:wpg="http://schemas.microsoft.com/office/word/2010/wordprocessingGroup" xmlns:wpi="http://schemas.microsoft.com/office/word/2010/wordprocessingInk" xmlns:wps="http://schemas.microsoft.com/office/word/2010/wordprocessingShape" mc:Ignorable="w14 wp14">
+  <w:p>
+    <w:pPr>
+      <w:pStyle w:val="Header"/>
+      <w:spacing w:after="0"/>
+      <w:jc w:val="right"/>
+    </w:pPr>
+    <w:r>
+      <w:rPr>
+        <w:rFonts w:ascii="Arial" w:hAnsi="Arial"/>
+        <w:color w:val="586069"/>
+        <w:sz w:val="16"/>
+      </w:rPr>
+      <w:t>Kanzlei Förde Familienrecht  |  FF/26-217 RH</w:t>
+    </w:r>
+  </w:p>
+</w:hdr>
 </file>
 
 <file path=word/numbering.xml><?xml version="1.0" encoding="utf-8"?>
@@ -684,9 +2076,13 @@
     <w:name w:val="Normal"/>
     <w:qFormat/>
     <w:rsid w:val="00FC693F"/>
+    <w:pPr>
+      <w:widowControl/>
+      <w:spacing w:before="0" w:after="120" w:line="276" w:lineRule="auto"/>
+    </w:pPr>
     <w:rPr>
-      <w:rFonts w:ascii="Times New Roman" w:hAnsi="Times New Roman"/>
-      <w:sz w:val="22"/>
+      <w:rFonts w:ascii="Arial" w:hAnsi="Arial"/>
+      <w:sz w:val="21"/>
     </w:rPr>
   </w:style>
   <w:style w:type="paragraph" w:styleId="Header">
@@ -744,15 +2140,15 @@
     <w:pPr>
       <w:keepNext/>
       <w:keepLines/>
-      <w:spacing w:before="480" w:after="0"/>
+      <w:spacing w:before="240" w:after="120"/>
       <w:outlineLvl w:val="0"/>
     </w:pPr>
     <w:rPr>
-      <w:rFonts w:asciiTheme="majorHAnsi" w:eastAsiaTheme="majorEastAsia" w:hAnsiTheme="majorHAnsi" w:cstheme="majorBidi" w:ascii="Times New Roman" w:hAnsi="Times New Roman"/>
+      <w:rFonts w:asciiTheme="majorHAnsi" w:eastAsiaTheme="majorEastAsia" w:hAnsiTheme="majorHAnsi" w:cstheme="majorBidi" w:ascii="Arial" w:hAnsi="Arial"/>
       <w:b/>
       <w:bCs/>
-      <w:color w:val="365F91" w:themeColor="accent1" w:themeShade="BF"/>
-      <w:sz w:val="26"/>
+      <w:color w:val="17365D"/>
+      <w:sz w:val="25"/>
       <w:szCs w:val="28"/>
     </w:rPr>
   </w:style>
@@ -768,15 +2164,15 @@
     <w:pPr>
       <w:keepNext/>
       <w:keepLines/>
-      <w:spacing w:before="200" w:after="0"/>
+      <w:spacing w:before="200" w:after="100"/>
       <w:outlineLvl w:val="1"/>
     </w:pPr>
     <w:rPr>
-      <w:rFonts w:asciiTheme="majorHAnsi" w:eastAsiaTheme="majorEastAsia" w:hAnsiTheme="majorHAnsi" w:cstheme="majorBidi" w:ascii="Times New Roman" w:hAnsi="Times New Roman"/>
+      <w:rFonts w:asciiTheme="majorHAnsi" w:eastAsiaTheme="majorEastAsia" w:hAnsiTheme="majorHAnsi" w:cstheme="majorBidi" w:ascii="Arial" w:hAnsi="Arial"/>
       <w:b/>
       <w:bCs/>
-      <w:color w:val="4F81BD" w:themeColor="accent1"/>
-      <w:sz w:val="24"/>
+      <w:color w:val="17365D"/>
+      <w:sz w:val="23"/>
       <w:szCs w:val="26"/>
     </w:rPr>
   </w:style>
@@ -792,15 +2188,15 @@
     <w:pPr>
       <w:keepNext/>
       <w:keepLines/>
-      <w:spacing w:before="200" w:after="0"/>
+      <w:spacing w:before="160" w:after="80"/>
       <w:outlineLvl w:val="2"/>
     </w:pPr>
     <w:rPr>
-      <w:rFonts w:asciiTheme="majorHAnsi" w:eastAsiaTheme="majorEastAsia" w:hAnsiTheme="majorHAnsi" w:cstheme="majorBidi" w:ascii="Times New Roman" w:hAnsi="Times New Roman"/>
+      <w:rFonts w:asciiTheme="majorHAnsi" w:eastAsiaTheme="majorEastAsia" w:hAnsiTheme="majorHAnsi" w:cstheme="majorBidi" w:ascii="Arial" w:hAnsi="Arial"/>
       <w:b/>
       <w:bCs/>
-      <w:color w:val="4F81BD" w:themeColor="accent1"/>
-      <w:sz w:val="24"/>
+      <w:color w:val="17365D"/>
+      <w:sz w:val="21"/>
     </w:rPr>
   </w:style>
   <w:style w:type="paragraph" w:styleId="Heading4">
@@ -1034,15 +2430,16 @@
       <w:pBdr>
         <w:bottom w:val="single" w:sz="8" w:space="4" w:color="4F81BD" w:themeColor="accent1"/>
       </w:pBdr>
-      <w:spacing w:after="300" w:line="240" w:lineRule="auto"/>
+      <w:spacing w:after="200" w:line="240" w:lineRule="auto" w:before="160"/>
       <w:contextualSpacing/>
     </w:pPr>
     <w:rPr>
-      <w:rFonts w:asciiTheme="majorHAnsi" w:eastAsiaTheme="majorEastAsia" w:hAnsiTheme="majorHAnsi" w:cstheme="majorBidi"/>
-      <w:color w:val="17365D" w:themeColor="text2" w:themeShade="BF"/>
+      <w:rFonts w:asciiTheme="majorHAnsi" w:eastAsiaTheme="majorEastAsia" w:hAnsiTheme="majorHAnsi" w:cstheme="majorBidi" w:ascii="Arial" w:hAnsi="Arial"/>
+      <w:b/>
+      <w:color w:val="17365D"/>
       <w:spacing w:val="5"/>
       <w:kern w:val="28"/>
-      <w:sz w:val="52"/>
+      <w:sz w:val="30"/>
       <w:szCs w:val="52"/>
     </w:rPr>
   </w:style>
